--- a/docs/자연돌봄공동체_백서.docx
+++ b/docs/자연돌봄공동체_백서.docx
@@ -3000,7 +3000,7 @@
         <w:jc w:val="both"/>
       </w:pPr>
       <w:r>
-        <w:t>자연돌봄공동체의 돌봄은 한 방향으로 흐르지 않는다. 핵심세대를 중심으로, 노인·아동·청년(장애인 포함)·반려동물·자연이라는 다섯 영역이 서로 돌보고 서로에게 돌봄을 받는다. 이를 오중(五重) 상호돌봄 생태계라 부른다.</w:t>
+        <w:t>자연돌봄공동체의 돌봄은 한 방향으로 흐르지 않는다. 핵심세대를 중심으로, 노인·아동·청년/장애인·반려동물·자연이라는 다섯 영역이 서로 돌보고 서로에게 돌봄을 받는다. 이를 오중(五重) 상호돌봄 생태계라 부른다.</w:t>
       </w:r>
     </w:p>
     <w:p>
@@ -3766,6 +3766,15 @@
         <w:jc w:val="both"/>
       </w:pPr>
       <w:r>
+        <w:t>이 다섯 가지 영역은 분리된 사업이 아니라 하나의 생태계이다. 노인이 아이를 품고, 아이가 노인을 살리며, 유기견이 둘을 잇고, 숲이 모두를 치유하는 동안, 핵심세대는 이 순환 전체가 끊기지 않도록 운영하고 연결하는 역할을 한다. 청년·장애인 자립 돌봄은 두 갈래로 이루어진다. 하나는 직업훈련과 지원고용으로 스스로 일어서는 자립의 길이며(예: 목공 공방에서 기술을 익혀 어엿한 장인으로 성장하는 발달장애 청년), 다른 하나는 일이 쉽지 않은 경우에도 일·생활·관계를 함께 잇는 평생 돌봄이다. 숙련 기술자 부모와 장애 자녀가 함께 입주해 기술과 삶을 잇는 동반의 모델은 이 공동체의 강점이다.</w:t>
+      </w:r>
+    </w:p>
+    <w:p>
+      <w:pPr>
+        <w:spacing w:after="100"/>
+        <w:jc w:val="both"/>
+      </w:pPr>
+      <w:r>
         <w:rPr>
           <w:color w:val="555555"/>
         </w:rPr>
@@ -3810,6 +3819,15 @@
       </w:pPr>
       <w:r>
         <w:t>자연돌봄공동체의 모든 구성원은 공동체의 동등한 구성원이다. 나이, 경제력, 직업, 신체적 조건에 따라 차별받지 않는다.</w:t>
+      </w:r>
+    </w:p>
+    <w:p>
+      <w:pPr>
+        <w:spacing w:after="100"/>
+        <w:jc w:val="both"/>
+      </w:pPr>
+      <w:r>
+        <w:t>이 공동체는 무너진 사람도 다시 주체로 일어서는 곳이다. 기초수급이나 실직 등으로 사회와 멀어졌던 이들도 자발적 참여와 상호적합성 심사를 거쳐 입주해, 노동으로 기여하고 자격을 갖추며 돌봄을 받던 자리에서 돌봄을 주는 자리로 전환할 수 있다. 다만 이는 시혜적 수용이 아니라 함께 일어서는 전환이며, 공동체의 균형을 위해 그 규모는 적정하게 관리한다.</w:t>
       </w:r>
     </w:p>
     <w:p>
@@ -15916,7 +15934,7 @@
                 <w:sz w:val="19"/>
                 <w:szCs w:val="19"/>
               </w:rPr>
-              <w:t>친환경가구공방 사업 / 친환경주택건축 사업 / 반려동물 통합센터 / 농업·임업경영체 기반 복합 스마트팜 사업 / 신재생에너지 사업 / 교육사업 및 숲치유 사업 — 각 사회적기업은 수익을 창출하되 공동체 헌장을 공유하며, 영업이익의 약 30%를 사협에 귀속하여 공동체 재투자 재원으로 활용한다.</w:t>
+              <w:t>친환경가구공방 사업 / 친환경주택건축 사업 / 반려동물 통합센터 / 농업·임업경영체 기반 복합 스마트팜 사업 / 신재생에너지 사업 / 교육사업 및 숲치유·치유농업 사업 — 각 사회적기업은 수익을 창출하되 공동체 헌장을 공유하며, 영업이익의 약 30%를 사협에 귀속하여 공동체 재투자 재원으로 활용한다.</w:t>
             </w:r>
           </w:p>
         </w:tc>

--- a/docs/자연돌봄공동체_백서.docx
+++ b/docs/자연돌봄공동체_백서.docx
@@ -15934,7 +15934,7 @@
                 <w:sz w:val="19"/>
                 <w:szCs w:val="19"/>
               </w:rPr>
-              <w:t>친환경가구공방 사업 / 친환경주택건축 사업 / 반려동물 통합센터 / 농업·임업경영체 기반 복합 스마트팜 사업 / 신재생에너지 사업 / 교육사업 및 숲치유·치유농업 사업 — 각 사회적기업은 수익을 창출하되 공동체 헌장을 공유하며, 영업이익의 약 30%를 사협에 귀속하여 공동체 재투자 재원으로 활용한다.</w:t>
+              <w:t>친환경가구공방 사업 / 친환경주택건축 사업 / 반려동물 통합센터 / 농업 사회적기업(스마트팜·치유농업) / 임업 사회적기업(숲치유·산림복지·임산물) / 신재생에너지 사업 / 교육사업 및 숲치유·치유농업 사업 — 각 사회적기업은 수익을 창출하되 공동체 헌장을 공유하며, 영업이익의 약 30%를 사협에 귀속하여 공동체 재투자 재원으로 활용한다.</w:t>
             </w:r>
           </w:p>
         </w:tc>

--- a/docs/자연돌봄공동체_백서.docx
+++ b/docs/자연돌봄공동체_백서.docx
@@ -462,6 +462,53 @@
     </w:p>
     <w:p>
       <w:pPr>
+        <w:pStyle w:val="2"/>
+      </w:pPr>
+      <w:r>
+        <w:rPr>
+          <w:color w:val="1A6B3C"/>
+        </w:rPr>
+        <w:t xml:space="preserve">6.5  거점 입지 선정 원칙</w:t>
+      </w:r>
+    </w:p>
+    <w:p>
+      <w:pPr>
+        <w:spacing w:after="100"/>
+        <w:jc w:val="both"/>
+      </w:pPr>
+      <w:r>
+        <w:t xml:space="preserve">공동체의 거점은 특정 폐교에 고정되지 않는다. 아래 원칙으로 후보지를 고른다.</w:t>
+      </w:r>
+    </w:p>
+    <w:p>
+      <w:pPr>
+        <w:spacing w:after="100"/>
+        <w:jc w:val="both"/>
+      </w:pPr>
+      <w:r>
+        <w:t xml:space="preserve">첫째, 도시의 가족이 자주 찾아올 수 있을 만큼 수도권에서 가까워야 한다. 입주자의 친지는 그 자체로 지역을 찾는 관계인구이며, 너무 멀면 방문이 줄어 지역에 돌아갈 혜택도 줄어든다. 둘째, 인구감소가 절박해 지자체가 폐교와 유휴지를 적극적으로 내줄 곳이어야 한다. 이 둘은 서로 맞물리므로, 수도권에서 한두 시간 거리이면서 소멸 위기에 놓인 곳이 가장 알맞다.</w:t>
+      </w:r>
+    </w:p>
+    <w:p>
+      <w:pPr>
+        <w:spacing w:after="100"/>
+        <w:jc w:val="both"/>
+      </w:pPr>
+      <w:r>
+        <w:t xml:space="preserve">셋째, 뒤로 산이 받쳐 주고 가까이 물(강·계곡)이 있는 자연 환경, 넷째, 노인의 응급에 대비할 군내 종합병원과 아이들이 다닐 면 단위 학교, 다섯째, 사업을 함께 추진할 행정·사회적경제 네트워크를 본다.</w:t>
+      </w:r>
+    </w:p>
+    <w:p>
+      <w:pPr>
+        <w:spacing w:after="100"/>
+        <w:jc w:val="both"/>
+      </w:pPr>
+      <w:r>
+        <w:t xml:space="preserve">거주 공간은 폐교 밖 인근의 개인주택에 두고, 폐교는 교육·돌봄·복지·공용으로만 쓴다. 이는 폐교를 내주는 교육청의 취지에 맞고, 정착자가 귀농 주택자금으로 자기 집을 마련하는 길과도 어긋나지 않는다.</w:t>
+      </w:r>
+    </w:p>
+    <w:p>
+      <w:pPr>
         <w:spacing w:after="55"/>
       </w:pPr>
       <w:r>
@@ -518,6 +565,35 @@
           <w:szCs w:val="21"/>
         </w:rPr>
         <w:t>11장  수익구조 및 재무모델</w:t>
+      </w:r>
+    </w:p>
+    <w:p>
+      <w:pPr>
+        <w:pStyle w:val="2"/>
+      </w:pPr>
+      <w:r>
+        <w:rPr>
+          <w:color w:val="1A6B3C"/>
+        </w:rPr>
+        <w:t xml:space="preserve">11.6  사회적기업 구성 — 식당(중앙급식)과 신재생(독립 법인)</w:t>
+      </w:r>
+    </w:p>
+    <w:p>
+      <w:pPr>
+        <w:spacing w:after="100"/>
+        <w:jc w:val="both"/>
+      </w:pPr>
+      <w:r>
+        <w:t xml:space="preserve">공동식당은 농업 사회적기업이 맡는 중앙급식(위탁급식)으로 운영한다. 노인 시설·스쿨홈·조합원의 식사를 한곳에서 짓고 방문객에게도 판매하므로, 시설마다 영양사·조리사를 따로 두지 않아도 되고 자급 식자재로 원가를 낮춘다.</w:t>
+      </w:r>
+    </w:p>
+    <w:p>
+      <w:pPr>
+        <w:spacing w:after="100"/>
+        <w:jc w:val="both"/>
+      </w:pPr>
+      <w:r>
+        <w:t xml:space="preserve">신재생에너지는 사회적협동조합이 직접 하지 않고 별도의 사회적기업으로 둔다. 공동체 시설에 전력을 공급하고 남는 전력은 전력시장과 신재생에너지 공급인증서로 판매하며, 주민참여형으로 그 수익을 조합원과 나눈다. 태양광에 머물지 않고 지열과 임업 부산물 바이오매스 등으로 넓혀 간다.</w:t>
       </w:r>
     </w:p>
     <w:p>
@@ -971,7 +1047,7 @@
         <w:jc w:val="both"/>
       </w:pPr>
       <w:r>
-        <w:t>본 공동체는 핵심세대와 파트너세대를 공동체 운영 및 생산의 중심축으로 인정한다. 이들은 단순한 입주자가 아니라 생활자, 생산자, 돌봄자, 의사결정자이다. 우리는 대한민국의 압축성장과 산업화를 이끌어온 장년세대와 활기찬 시니어 세대가 은퇴 후 주변인으로 소외되는 것을 거부하며, 이들이 수십 년간 축적한 전문성과 책임감을 바탕으로 새로운 사회를 재건하는 주체가 될 것을 선언한다.</w:t>
+        <w:t>본 공동체는 핵심세대와 파트너세대를 공동체 운영 및 생산의 중심축으로 인정한다. 이들은 생활자이자 생산자, 돌봄자, 의사결정자다. 우리는 대한민국의 압축성장과 산업화를 이끌어온 장년세대와 활기찬 시니어 세대가 은퇴 후 주변인으로 소외되는 것을 거부하며, 이들이 수십 년간 축적한 전문성과 책임감을 바탕으로 새로운 사회를 재건하는 주체가 될 것을 선언한다.</w:t>
       </w:r>
     </w:p>
     <w:p>
@@ -2001,7 +2077,7 @@
         <w:jc w:val="both"/>
       </w:pPr>
       <w:r>
-        <w:t>자연돌봄공동체는 단순한 주거공동체가 아니다. 이 공동체는 사람이 태어나 성장하고, 생산하고, 돌보고, 존엄하게 늙어가는 전 생애의 흐름을 하나의 공동체 안에서 연결하는 것을 목표로 한다.</w:t>
+        <w:t>자연돌봄공동체가 지향하는 것은 주거 그 이상이다. 이 공동체는 사람이 태어나 성장하고, 생산하고, 돌보고, 존엄하게 늙어가는 전 생애의 흐름을 하나의 공동체 안에서 연결하는 것을 목표로 한다.</w:t>
       </w:r>
     </w:p>
     <w:p>
@@ -2981,8 +3057,7 @@
         <w:rPr>
           <w:color w:val="1A6B3C"/>
         </w:rPr>
-        <w:lastRenderedPageBreak/>
-        <w:t>4.6  오중(五重) 상호돌봄 생태계 — 다섯 가지 돌봄의 순환</w:t>
+        <w:t>4.6  오중(五重) 상호돌봄 구조 — 다섯 가지 돌봄의 순환</w:t>
       </w:r>
     </w:p>
     <w:p>
@@ -3000,7 +3075,7 @@
         <w:jc w:val="both"/>
       </w:pPr>
       <w:r>
-        <w:t>자연돌봄공동체의 돌봄은 한 방향으로 흐르지 않는다. 핵심세대를 중심으로, 노인·아동·청년/장애인·반려동물·자연이라는 다섯 영역이 서로 돌보고 서로에게 돌봄을 받는다. 이를 오중(五重) 상호돌봄 생태계라 부른다.</w:t>
+        <w:t>자연돌봄공동체의 돌봄은 한 방향으로 흐르지 않는다. 핵심세대를 중심으로, 노인·아동·청년/장애인·반려동물·자연이라는 다섯 영역이 서로 돌보고 서로에게 돌봄을 받는다. 이를 오중(五重) 상호돌봄 구조라 부른다.</w:t>
       </w:r>
     </w:p>
     <w:p>
@@ -3249,7 +3324,7 @@
                 <w:sz w:val="19"/>
                 <w:szCs w:val="19"/>
               </w:rPr>
-              <w:t>동행 돌봄·생활 지원 장기요양·재가급여 연계</w:t>
+              <w:t>동행 돌봄·생활 지원 장기요양(시설급여·재가급여) 연계</w:t>
             </w:r>
           </w:p>
         </w:tc>
@@ -3757,16 +3832,16 @@
         <w:jc w:val="both"/>
       </w:pPr>
       <w:r>
-        <w:t>이 다섯 가지 영역은 분리된 사업이 아니라 하나의 생태계이다. 노인이 아이를 품고, 아이가 노인을 살리며, 유기견이 둘을 잇고, 숲이 모두를 치유하는 동안, 핵심세대는 이 순환 전체가 끊기지 않도록 운영하고 연결하는 역할을 한다. 청년·장애인의 자립은 이 순환 속에서 자연스럽게 다음 세대의 핵심세대로 성장하는 경로가 된다.</w:t>
-      </w:r>
-    </w:p>
-    <w:p>
-      <w:pPr>
-        <w:spacing w:after="100"/>
-        <w:jc w:val="both"/>
-      </w:pPr>
-      <w:r>
-        <w:t>이 다섯 가지 영역은 분리된 사업이 아니라 하나의 생태계이다. 노인이 아이를 품고, 아이가 노인을 살리며, 유기견이 둘을 잇고, 숲이 모두를 치유하는 동안, 핵심세대는 이 순환 전체가 끊기지 않도록 운영하고 연결하는 역할을 한다. 청년·장애인 자립 돌봄은 두 갈래로 이루어진다. 하나는 직업훈련과 지원고용으로 스스로 일어서는 자립의 길이며(예: 목공 공방에서 기술을 익혀 어엿한 장인으로 성장하는 발달장애 청년), 다른 하나는 일이 쉽지 않은 경우에도 일·생활·관계를 함께 잇는 평생 돌봄이다. 숙련 기술자 부모와 장애 자녀가 함께 입주해 기술과 삶을 잇는 동반의 모델은 이 공동체의 강점이다.</w:t>
+        <w:t>이 다섯 가지 영역은 분리된 사업이 아니라 하나로 맞물려 돌아가는 구조다. 노인이 아이를 품고, 아이가 노인을 살리며, 유기견이 둘을 잇고, 숲이 모두를 치유하는 동안, 핵심세대는 이 순환 전체가 끊기지 않도록 운영하고 연결하는 역할을 한다. 청년·장애인의 자립은 이 순환 속에서 자연스럽게 다음 세대의 핵심세대로 성장하는 경로가 된다.</w:t>
+      </w:r>
+    </w:p>
+    <w:p>
+      <w:pPr>
+        <w:spacing w:after="100"/>
+        <w:jc w:val="both"/>
+      </w:pPr>
+      <w:r>
+        <w:t>청년·장애인 자립 돌봄은 두 갈래로 이루어진다. 하나는 직업훈련과 지원고용으로 스스로 일어서는 자립의 길이며(예: 목공 공방에서 기술을 익혀 어엿한 장인으로 성장하는 발달장애 청년), 다른 하나는 일이 쉽지 않은 경우에도 일·생활·관계를 함께 잇는 평생 돌봄이다. 숙련 기술자 부모와 장애 자녀가 함께 입주해 기술과 삶을 잇는 동반의 모델은 이 공동체의 강점이다.</w:t>
       </w:r>
     </w:p>
     <w:p>
@@ -3778,7 +3853,7 @@
         <w:rPr>
           <w:color w:val="555555"/>
         </w:rPr>
-        <w:t>오중 상호돌봄 생태계는 8장(공동체 규모와 클러스터 구조)의 운영 단위, 11장(수익구조)의 재원 항목, 그리고 부록 A(세대순환 구조)와 함께 자연돌봄공동체 운영의 실제 작동 원리를 구성한다.</w:t>
+        <w:t>오중 상호돌봄 구조는 8장(공동체 규모와 클러스터 구조)의 운영 단위, 11장(수익구조)의 재원 항목, 그리고 부록 A(세대순환 구조)와 함께 자연돌봄공동체 운영의 실제 작동 원리를 구성한다.</w:t>
       </w:r>
     </w:p>
     <w:p>
@@ -4045,7 +4120,7 @@
         <w:jc w:val="both"/>
       </w:pPr>
       <w:r>
-        <w:t>공간은 단순한 건축물이 아니라 공동체의 삶을 담는 그릇이다. 자연돌봄공동체는 자연과 조화를 이루는 공간을 지향한다.</w:t>
+        <w:t>공간은 건축물이기 전에 공동체의 삶을 담는 그릇이다. 자연돌봄공동체는 자연과 조화를 이루는 공간을 지향한다.</w:t>
       </w:r>
     </w:p>
     <w:p>
@@ -5753,7 +5828,7 @@
         <w:jc w:val="both"/>
       </w:pPr>
       <w:r>
-        <w:t>파트너세대는 공동체의 경험과 지혜를 제공하는 세대이다. 이들은 단순한 돌봄 대상이 아니라 멘토, 상담자, 교육자, 문화계승자의 역할을 수행한다.</w:t>
+        <w:t>파트너세대는 공동체의 경험과 지혜를 제공하는 세대이다. 이들은 멘토, 상담자, 교육자, 문화계승자로서 역할을 수행한다.</w:t>
       </w:r>
     </w:p>
     <w:p>
@@ -8045,7 +8120,7 @@
                 <w:sz w:val="19"/>
                 <w:szCs w:val="19"/>
               </w:rPr>
-              <w:t>노인돌봄 (장기요양 재가급여)</w:t>
+              <w:t>노인돌봄 (장기요양 시설급여·상급침실료)</w:t>
             </w:r>
           </w:p>
         </w:tc>
@@ -8715,7 +8790,7 @@
                 <w:sz w:val="19"/>
                 <w:szCs w:val="19"/>
               </w:rPr>
-              <w:t>파트너세대 일부 × 재가급여</w:t>
+              <w:t>파트너세대 일부 × 시설급여</w:t>
             </w:r>
           </w:p>
         </w:tc>
@@ -10519,7 +10594,7 @@
                 <w:sz w:val="19"/>
                 <w:szCs w:val="19"/>
               </w:rPr>
-              <w:t>공동체 철학 정립 및 사업계획 수립 / 창립총회·사회적협동조합 설립 인가 신청 / 지자체 및 공공기관 협력체계 구축 / 후보부지 확보 및 마스터플랜 수립 / 조합원의 선행 정착 및 임업·농업경영체 설립</w:t>
+              <w:t>공동체 철학 정립 및 사업계획 수립 / 창립총회·사회적협동조합 설립 인가 신청 / 지자체 및 공공기관 협력체계 구축 / 후보부지 확보 및 전체 계획 수립 / 조합원의 선행 정착 및 임업·농업경영체 설립</w:t>
             </w:r>
           </w:p>
         </w:tc>
@@ -12028,7 +12103,7 @@
                 <w:sz w:val="20"/>
                 <w:szCs w:val="20"/>
               </w:rPr>
-              <w:t>결론: 평가는 경쟁이 아닌 상시 개선을 위해 수행되며, 사람 지표(만족도·정착률), 재정 지표(운영수지·자립도), 환경 지표(에너지 자립률), 돌봄 지표(상호케어 시간), 지역사회 지표(고용 창출) 등을 AI 시스템이 상시 측정하고 누적 관리한다.</w:t>
+              <w:t>결론: 평가는 경쟁이 아닌 상시 개선을 위해 수행되며, 사람 지표(만족도·정착률), 재정 지표(운영수지·자립도), 환경 지표(에너지 자립률), 돌봄 지표(상호 돌봄 시간), 지역사회 지표(고용 창출) 등을 AI 시스템이 상시 측정하고 누적 관리한다.</w:t>
             </w:r>
           </w:p>
         </w:tc>
@@ -12527,7 +12602,7 @@
         <w:jc w:val="both"/>
       </w:pPr>
       <w:r>
-        <w:t>공동체의 진정한 성공은 규모의 확대가 아니다. 한 세대가 다음 세대에게 공동체를 온전히 전달하는 것이다. 세대계승은 단순한 자산 이전이 아니라 철학, 문화, 관계, 경험의 계승을 포함한다.</w:t>
+        <w:t>공동체의 진정한 성공은 규모의 확대가 아니다. 한 세대가 다음 세대에게 공동체를 온전히 전달하는 것이다. 세대계승은 자산 이전을 넘어 철학, 문화, 관계, 경험의 계승을 포함한다.</w:t>
       </w:r>
     </w:p>
     <w:p>
@@ -12648,7 +12723,7 @@
         <w:jc w:val="both"/>
       </w:pPr>
       <w:r>
-        <w:t>자연돌봄공동체의 세대순환 구조는 단순한 인구구성이 아니다. 이는 사람이 태어나고, 성장하고, 기여하고, 돌봄을 받고, 다시 다음 세대를 지원하는 삶의 순환구조이다. 세대순환은 자연돌봄공동체가 100년 이상 지속되기 위한 가장 중요한 기반이다.</w:t>
+        <w:t>자연돌봄공동체의 세대순환 구조는 인구구성 이상의 의미를 가진다. 이는 사람이 태어나고, 성장하고, 기여하고, 돌봄을 받고, 다시 다음 세대를 지원하는 삶의 순환구조이다. 세대순환은 자연돌봄공동체가 100년 이상 지속되기 위한 가장 중요한 기반이다.</w:t>
       </w:r>
     </w:p>
     <w:p>
@@ -15621,7 +15696,7 @@
         <w:jc w:val="both"/>
       </w:pPr>
       <w:r>
-        <w:t>자연돌봄공동체는 단일 조직이 아니라 공동체 철학을 공유하는 조직 생태계를 지향한다.</w:t>
+        <w:t>자연돌봄공동체는 단일 조직이 아니라 공동체 철학을 공유하는 여러 조직의 연합을 지향한다.</w:t>
       </w:r>
     </w:p>
     <w:p>

--- a/docs/자연돌봄공동체_백서.docx
+++ b/docs/자연돌봄공동체_백서.docx
@@ -462,53 +462,6 @@
     </w:p>
     <w:p>
       <w:pPr>
-        <w:pStyle w:val="2"/>
-      </w:pPr>
-      <w:r>
-        <w:rPr>
-          <w:color w:val="1A6B3C"/>
-        </w:rPr>
-        <w:t xml:space="preserve">6.5  거점 입지 선정 원칙</w:t>
-      </w:r>
-    </w:p>
-    <w:p>
-      <w:pPr>
-        <w:spacing w:after="100"/>
-        <w:jc w:val="both"/>
-      </w:pPr>
-      <w:r>
-        <w:t xml:space="preserve">공동체의 거점은 특정 폐교에 고정되지 않는다. 아래 원칙으로 후보지를 고른다.</w:t>
-      </w:r>
-    </w:p>
-    <w:p>
-      <w:pPr>
-        <w:spacing w:after="100"/>
-        <w:jc w:val="both"/>
-      </w:pPr>
-      <w:r>
-        <w:t xml:space="preserve">첫째, 도시의 가족이 자주 찾아올 수 있을 만큼 수도권에서 가까워야 한다. 입주자의 친지는 그 자체로 지역을 찾는 관계인구이며, 너무 멀면 방문이 줄어 지역에 돌아갈 혜택도 줄어든다. 둘째, 인구감소가 절박해 지자체가 폐교와 유휴지를 적극적으로 내줄 곳이어야 한다. 이 둘은 서로 맞물리므로, 수도권에서 한두 시간 거리이면서 소멸 위기에 놓인 곳이 가장 알맞다.</w:t>
-      </w:r>
-    </w:p>
-    <w:p>
-      <w:pPr>
-        <w:spacing w:after="100"/>
-        <w:jc w:val="both"/>
-      </w:pPr>
-      <w:r>
-        <w:t xml:space="preserve">셋째, 뒤로 산이 받쳐 주고 가까이 물(강·계곡)이 있는 자연 환경, 넷째, 노인의 응급에 대비할 군내 종합병원과 아이들이 다닐 면 단위 학교, 다섯째, 사업을 함께 추진할 행정·사회적경제 네트워크를 본다.</w:t>
-      </w:r>
-    </w:p>
-    <w:p>
-      <w:pPr>
-        <w:spacing w:after="100"/>
-        <w:jc w:val="both"/>
-      </w:pPr>
-      <w:r>
-        <w:t xml:space="preserve">거주 공간은 폐교 밖 인근의 개인주택에 두고, 폐교는 교육·돌봄·복지·공용으로만 쓴다. 이는 폐교를 내주는 교육청의 취지에 맞고, 정착자가 귀농 주택자금으로 자기 집을 마련하는 길과도 어긋나지 않는다.</w:t>
-      </w:r>
-    </w:p>
-    <w:p>
-      <w:pPr>
         <w:spacing w:after="55"/>
       </w:pPr>
       <w:r>
@@ -565,35 +518,6 @@
           <w:szCs w:val="21"/>
         </w:rPr>
         <w:t>11장  수익구조 및 재무모델</w:t>
-      </w:r>
-    </w:p>
-    <w:p>
-      <w:pPr>
-        <w:pStyle w:val="2"/>
-      </w:pPr>
-      <w:r>
-        <w:rPr>
-          <w:color w:val="1A6B3C"/>
-        </w:rPr>
-        <w:t xml:space="preserve">11.6  사회적기업 구성 — 식당(중앙급식)과 신재생(독립 법인)</w:t>
-      </w:r>
-    </w:p>
-    <w:p>
-      <w:pPr>
-        <w:spacing w:after="100"/>
-        <w:jc w:val="both"/>
-      </w:pPr>
-      <w:r>
-        <w:t xml:space="preserve">공동식당은 농업 사회적기업이 맡는 중앙급식(위탁급식)으로 운영한다. 노인 시설·스쿨홈·조합원의 식사를 한곳에서 짓고 방문객에게도 판매하므로, 시설마다 영양사·조리사를 따로 두지 않아도 되고 자급 식자재로 원가를 낮춘다.</w:t>
-      </w:r>
-    </w:p>
-    <w:p>
-      <w:pPr>
-        <w:spacing w:after="100"/>
-        <w:jc w:val="both"/>
-      </w:pPr>
-      <w:r>
-        <w:t xml:space="preserve">신재생에너지는 사회적협동조합이 직접 하지 않고 별도의 사회적기업으로 둔다. 공동체 시설에 전력을 공급하고 남는 전력은 전력시장과 신재생에너지 공급인증서로 판매하며, 주민참여형으로 그 수익을 조합원과 나눈다. 태양광에 머물지 않고 지열과 임업 부산물 바이오매스 등으로 넓혀 간다.</w:t>
       </w:r>
     </w:p>
     <w:p>
@@ -4455,6 +4379,53 @@
     <w:p>
       <w:r>
         <w:br w:type="page"/>
+      </w:r>
+    </w:p>
+    <w:p>
+      <w:pPr>
+        <w:pStyle w:val="2"/>
+      </w:pPr>
+      <w:r>
+        <w:rPr>
+          <w:color w:val="1A6B3C"/>
+        </w:rPr>
+        <w:t xml:space="preserve">6.5  거점 입지 선정 원칙</w:t>
+      </w:r>
+    </w:p>
+    <w:p>
+      <w:pPr>
+        <w:spacing w:after="100"/>
+        <w:jc w:val="both"/>
+      </w:pPr>
+      <w:r>
+        <w:t xml:space="preserve">공동체의 거점은 특정 폐교에 고정되지 않는다. 아래 원칙으로 후보지를 고른다.</w:t>
+      </w:r>
+    </w:p>
+    <w:p>
+      <w:pPr>
+        <w:spacing w:after="100"/>
+        <w:jc w:val="both"/>
+      </w:pPr>
+      <w:r>
+        <w:t xml:space="preserve">첫째, 도시의 가족이 자주 찾아올 수 있을 만큼 수도권에서 가까워야 한다. 입주자의 친지는 그 자체로 지역을 찾는 관계인구이며, 너무 멀면 방문이 줄어 지역에 돌아갈 혜택도 줄어든다. 둘째, 인구감소가 절박해 지자체가 폐교와 유휴지를 적극적으로 내줄 곳이어야 한다. 이 둘은 서로 맞물리므로, 수도권에서 한두 시간 거리이면서 소멸 위기에 놓인 곳이 가장 알맞다.</w:t>
+      </w:r>
+    </w:p>
+    <w:p>
+      <w:pPr>
+        <w:spacing w:after="100"/>
+        <w:jc w:val="both"/>
+      </w:pPr>
+      <w:r>
+        <w:t xml:space="preserve">셋째, 뒤로 산이 받쳐 주고 가까이 물(강·계곡)이 있는 자연 환경, 넷째, 노인의 응급에 대비할 군내 종합병원과 아이들이 다닐 면 단위 학교, 다섯째, 사업을 함께 추진할 행정·사회적경제 네트워크를 본다.</w:t>
+      </w:r>
+    </w:p>
+    <w:p>
+      <w:pPr>
+        <w:spacing w:after="100"/>
+        <w:jc w:val="both"/>
+      </w:pPr>
+      <w:r>
+        <w:t xml:space="preserve">거주 공간은 폐교 밖 인근의 개인주택에 두고, 폐교는 교육·돌봄·복지·공용으로만 쓴다. 이는 폐교를 내주는 교육청의 취지에 맞고, 정착자가 귀농 주택자금으로 자기 집을 마련하는 길과도 어긋나지 않는다.</w:t>
       </w:r>
     </w:p>
     <w:p>
@@ -9527,6 +9498,35 @@
     <w:p>
       <w:r>
         <w:br w:type="page"/>
+      </w:r>
+    </w:p>
+    <w:p>
+      <w:pPr>
+        <w:pStyle w:val="2"/>
+      </w:pPr>
+      <w:r>
+        <w:rPr>
+          <w:color w:val="1A6B3C"/>
+        </w:rPr>
+        <w:t xml:space="preserve">11.6  사회적기업 구성 — 식당(중앙급식)과 신재생(독립 법인)</w:t>
+      </w:r>
+    </w:p>
+    <w:p>
+      <w:pPr>
+        <w:spacing w:after="100"/>
+        <w:jc w:val="both"/>
+      </w:pPr>
+      <w:r>
+        <w:t xml:space="preserve">공동식당은 농업 사회적기업이 맡는 중앙급식(위탁급식)으로 운영한다. 노인 시설·스쿨홈·조합원의 식사를 한곳에서 짓고 방문객에게도 판매하므로, 시설마다 영양사·조리사를 따로 두지 않아도 되고 자급 식자재로 원가를 낮춘다.</w:t>
+      </w:r>
+    </w:p>
+    <w:p>
+      <w:pPr>
+        <w:spacing w:after="100"/>
+        <w:jc w:val="both"/>
+      </w:pPr>
+      <w:r>
+        <w:t xml:space="preserve">신재생에너지는 사회적협동조합이 직접 하지 않고 별도의 사회적기업으로 둔다. 공동체 시설에 전력을 공급하고 남는 전력은 전력시장과 신재생에너지 공급인증서로 판매하며, 주민참여형으로 그 수익을 조합원과 나눈다. 태양광에 머물지 않고 지열과 임업 부산물 바이오매스 등으로 넓혀 간다.</w:t>
       </w:r>
     </w:p>
     <w:p>
